--- a/Practical-1(Studenthub)/for_css/extra/PRACTICAL-3.docx
+++ b/Practical-1(Studenthub)/for_css/extra/PRACTICAL-3.docx
@@ -206,7 +206,7 @@
           <w:lang w:val="en-US"/>
         </w:rPr>
       </w:pPr>
-      <w:hyperlink r:id="rId7" w:history="1">
+      <w:hyperlink r:id="rId8" w:history="1">
         <w:r>
           <w:rPr>
             <w:rStyle w:val="Hyperlink"/>
@@ -279,7 +279,7 @@
           <w:lang w:val="en-US"/>
         </w:rPr>
       </w:pPr>
-      <w:hyperlink r:id="rId8" w:history="1">
+      <w:hyperlink r:id="rId9" w:history="1">
         <w:r>
           <w:rPr>
             <w:rStyle w:val="Hyperlink"/>
@@ -356,6 +356,7 @@
         <w:rPr>
           <w:b/>
           <w:bCs/>
+          <w:noProof/>
           <w:sz w:val="28"/>
           <w:szCs w:val="28"/>
           <w:u w:val="single"/>
@@ -377,7 +378,7 @@
                     <pic:cNvPicPr/>
                   </pic:nvPicPr>
                   <pic:blipFill>
-                    <a:blip r:embed="rId9"/>
+                    <a:blip r:embed="rId10"/>
                     <a:stretch>
                       <a:fillRect/>
                     </a:stretch>
@@ -446,7 +447,7 @@
           <w:lang w:val="en-US"/>
         </w:rPr>
       </w:pPr>
-      <w:hyperlink r:id="rId10" w:history="1">
+      <w:hyperlink r:id="rId11" w:history="1">
         <w:r>
           <w:rPr>
             <w:rStyle w:val="Hyperlink"/>
@@ -512,6 +513,7 @@
         <w:rPr>
           <w:b/>
           <w:bCs/>
+          <w:noProof/>
           <w:sz w:val="28"/>
           <w:szCs w:val="28"/>
           <w:u w:val="single"/>
@@ -533,7 +535,7 @@
                     <pic:cNvPicPr/>
                   </pic:nvPicPr>
                   <pic:blipFill>
-                    <a:blip r:embed="rId11"/>
+                    <a:blip r:embed="rId12"/>
                     <a:stretch>
                       <a:fillRect/>
                     </a:stretch>
@@ -602,7 +604,7 @@
           <w:lang w:val="en-US"/>
         </w:rPr>
       </w:pPr>
-      <w:hyperlink r:id="rId12" w:history="1">
+      <w:hyperlink r:id="rId13" w:history="1">
         <w:r>
           <w:rPr>
             <w:rStyle w:val="Hyperlink"/>
@@ -668,6 +670,7 @@
         <w:rPr>
           <w:b/>
           <w:bCs/>
+          <w:noProof/>
           <w:sz w:val="28"/>
           <w:szCs w:val="28"/>
           <w:u w:val="single"/>
@@ -690,7 +693,7 @@
                     <pic:cNvPicPr/>
                   </pic:nvPicPr>
                   <pic:blipFill>
-                    <a:blip r:embed="rId13"/>
+                    <a:blip r:embed="rId14"/>
                     <a:stretch>
                       <a:fillRect/>
                     </a:stretch>
@@ -792,18 +795,7 @@
           <w:u w:val="single"/>
           <w:lang w:val="en-US"/>
         </w:rPr>
-        <w:t>PREVIEW</w:t>
-      </w:r>
-      <w:r>
-        <w:rPr>
-          <w:b/>
-          <w:bCs/>
-          <w:sz w:val="28"/>
-          <w:szCs w:val="28"/>
-          <w:u w:val="single"/>
-          <w:lang w:val="en-US"/>
-        </w:rPr>
-        <w:t xml:space="preserve"> :</w:t>
+        <w:t>PREVIEW :</w:t>
       </w:r>
       <w:proofErr w:type="gramEnd"/>
       <w:r>
@@ -829,6 +821,7 @@
       </w:pPr>
       <w:r>
         <w:rPr>
+          <w:noProof/>
           <w:sz w:val="28"/>
           <w:szCs w:val="28"/>
           <w:u w:val="single"/>
@@ -850,7 +843,7 @@
                     <pic:cNvPicPr/>
                   </pic:nvPicPr>
                   <pic:blipFill>
-                    <a:blip r:embed="rId14"/>
+                    <a:blip r:embed="rId15"/>
                     <a:stretch>
                       <a:fillRect/>
                     </a:stretch>
@@ -928,7 +921,7 @@
           <w:lang w:val="en-US"/>
         </w:rPr>
       </w:pPr>
-      <w:hyperlink r:id="rId15" w:history="1">
+      <w:hyperlink r:id="rId16" w:history="1">
         <w:r>
           <w:rPr>
             <w:rStyle w:val="Hyperlink"/>
@@ -982,6 +975,7 @@
         <w:rPr>
           <w:b/>
           <w:bCs/>
+          <w:noProof/>
           <w:sz w:val="28"/>
           <w:szCs w:val="28"/>
           <w:u w:val="single"/>
@@ -1004,7 +998,7 @@
                     <pic:cNvPicPr/>
                   </pic:nvPicPr>
                   <pic:blipFill>
-                    <a:blip r:embed="rId16"/>
+                    <a:blip r:embed="rId17"/>
                     <a:stretch>
                       <a:fillRect/>
                     </a:stretch>
@@ -1085,7 +1079,7 @@
           <w:lang w:val="en-US"/>
         </w:rPr>
       </w:pPr>
-      <w:hyperlink r:id="rId17" w:history="1">
+      <w:hyperlink r:id="rId18" w:history="1">
         <w:r>
           <w:rPr>
             <w:rStyle w:val="Hyperlink"/>
@@ -1139,6 +1133,7 @@
         <w:rPr>
           <w:b/>
           <w:bCs/>
+          <w:noProof/>
           <w:sz w:val="28"/>
           <w:szCs w:val="28"/>
           <w:u w:val="single"/>
@@ -1160,7 +1155,7 @@
                     <pic:cNvPicPr/>
                   </pic:nvPicPr>
                   <pic:blipFill>
-                    <a:blip r:embed="rId18"/>
+                    <a:blip r:embed="rId19"/>
                     <a:stretch>
                       <a:fillRect/>
                     </a:stretch>
@@ -1229,7 +1224,7 @@
           <w:lang w:val="en-US"/>
         </w:rPr>
       </w:pPr>
-      <w:hyperlink r:id="rId19" w:history="1">
+      <w:hyperlink r:id="rId20" w:history="1">
         <w:r>
           <w:rPr>
             <w:rStyle w:val="Hyperlink"/>
@@ -1283,6 +1278,7 @@
         <w:rPr>
           <w:b/>
           <w:bCs/>
+          <w:noProof/>
           <w:sz w:val="28"/>
           <w:szCs w:val="28"/>
           <w:u w:val="single"/>
@@ -1304,7 +1300,7 @@
                     <pic:cNvPicPr/>
                   </pic:nvPicPr>
                   <pic:blipFill>
-                    <a:blip r:embed="rId20"/>
+                    <a:blip r:embed="rId21"/>
                     <a:stretch>
                       <a:fillRect/>
                     </a:stretch>
@@ -1361,7 +1357,7 @@
           <w:lang w:val="en-US"/>
         </w:rPr>
       </w:pPr>
-      <w:hyperlink r:id="rId21" w:history="1">
+      <w:hyperlink r:id="rId22" w:history="1">
         <w:r>
           <w:rPr>
             <w:rStyle w:val="Hyperlink"/>
@@ -1415,6 +1411,7 @@
         <w:rPr>
           <w:b/>
           <w:bCs/>
+          <w:noProof/>
           <w:sz w:val="28"/>
           <w:szCs w:val="28"/>
           <w:u w:val="single"/>
@@ -1436,7 +1433,7 @@
                     <pic:cNvPicPr/>
                   </pic:nvPicPr>
                   <pic:blipFill>
-                    <a:blip r:embed="rId22"/>
+                    <a:blip r:embed="rId23"/>
                     <a:stretch>
                       <a:fillRect/>
                     </a:stretch>
@@ -1506,7 +1503,7 @@
           <w:lang w:val="en-US"/>
         </w:rPr>
       </w:pPr>
-      <w:hyperlink r:id="rId23" w:history="1">
+      <w:hyperlink r:id="rId24" w:history="1">
         <w:r>
           <w:rPr>
             <w:rStyle w:val="Hyperlink"/>
@@ -1572,6 +1569,7 @@
         <w:rPr>
           <w:b/>
           <w:bCs/>
+          <w:noProof/>
           <w:sz w:val="28"/>
           <w:szCs w:val="28"/>
           <w:u w:val="single"/>
@@ -1593,7 +1591,7 @@
                     <pic:cNvPicPr/>
                   </pic:nvPicPr>
                   <pic:blipFill>
-                    <a:blip r:embed="rId24"/>
+                    <a:blip r:embed="rId25"/>
                     <a:stretch>
                       <a:fillRect/>
                     </a:stretch>
@@ -1650,7 +1648,7 @@
           <w:lang w:val="en-US"/>
         </w:rPr>
       </w:pPr>
-      <w:hyperlink r:id="rId25" w:history="1">
+      <w:hyperlink r:id="rId26" w:history="1">
         <w:r>
           <w:rPr>
             <w:rStyle w:val="Hyperlink"/>
@@ -1715,6 +1713,7 @@
         <w:rPr>
           <w:b/>
           <w:bCs/>
+          <w:noProof/>
           <w:sz w:val="28"/>
           <w:szCs w:val="28"/>
           <w:u w:val="single"/>
@@ -1737,7 +1736,7 @@
                     <pic:cNvPicPr/>
                   </pic:nvPicPr>
                   <pic:blipFill>
-                    <a:blip r:embed="rId26"/>
+                    <a:blip r:embed="rId27"/>
                     <a:stretch>
                       <a:fillRect/>
                     </a:stretch>
@@ -1806,7 +1805,7 @@
           <w:lang w:val="en-US"/>
         </w:rPr>
       </w:pPr>
-      <w:hyperlink r:id="rId27" w:history="1">
+      <w:hyperlink r:id="rId28" w:history="1">
         <w:r>
           <w:rPr>
             <w:rStyle w:val="Hyperlink"/>
@@ -1860,6 +1859,7 @@
         <w:rPr>
           <w:b/>
           <w:bCs/>
+          <w:noProof/>
           <w:sz w:val="28"/>
           <w:szCs w:val="28"/>
           <w:u w:val="single"/>
@@ -1881,7 +1881,7 @@
                     <pic:cNvPicPr/>
                   </pic:nvPicPr>
                   <pic:blipFill>
-                    <a:blip r:embed="rId28"/>
+                    <a:blip r:embed="rId29"/>
                     <a:stretch>
                       <a:fillRect/>
                     </a:stretch>
@@ -1938,7 +1938,7 @@
           <w:lang w:val="en-US"/>
         </w:rPr>
       </w:pPr>
-      <w:hyperlink r:id="rId29" w:history="1">
+      <w:hyperlink r:id="rId30" w:history="1">
         <w:r>
           <w:rPr>
             <w:rStyle w:val="Hyperlink"/>
@@ -1992,6 +1992,7 @@
         <w:rPr>
           <w:b/>
           <w:bCs/>
+          <w:noProof/>
           <w:sz w:val="28"/>
           <w:szCs w:val="28"/>
           <w:u w:val="single"/>
@@ -2014,7 +2015,7 @@
                     <pic:cNvPicPr/>
                   </pic:nvPicPr>
                   <pic:blipFill>
-                    <a:blip r:embed="rId30"/>
+                    <a:blip r:embed="rId31"/>
                     <a:stretch>
                       <a:fillRect/>
                     </a:stretch>
@@ -2083,7 +2084,7 @@
           <w:lang w:val="en-US"/>
         </w:rPr>
       </w:pPr>
-      <w:hyperlink r:id="rId31" w:history="1">
+      <w:hyperlink r:id="rId32" w:history="1">
         <w:r>
           <w:rPr>
             <w:rStyle w:val="Hyperlink"/>
@@ -2137,6 +2138,7 @@
         <w:rPr>
           <w:b/>
           <w:bCs/>
+          <w:noProof/>
           <w:sz w:val="28"/>
           <w:szCs w:val="28"/>
           <w:u w:val="single"/>
@@ -2158,7 +2160,7 @@
                     <pic:cNvPicPr/>
                   </pic:nvPicPr>
                   <pic:blipFill>
-                    <a:blip r:embed="rId32"/>
+                    <a:blip r:embed="rId33"/>
                     <a:stretch>
                       <a:fillRect/>
                     </a:stretch>
@@ -2227,7 +2229,7 @@
           <w:lang w:val="en-US"/>
         </w:rPr>
       </w:pPr>
-      <w:hyperlink r:id="rId33" w:history="1">
+      <w:hyperlink r:id="rId34" w:history="1">
         <w:r>
           <w:rPr>
             <w:rStyle w:val="Hyperlink"/>
@@ -2305,6 +2307,7 @@
         <w:rPr>
           <w:b/>
           <w:bCs/>
+          <w:noProof/>
           <w:sz w:val="28"/>
           <w:szCs w:val="28"/>
           <w:u w:val="single"/>
@@ -2326,7 +2329,7 @@
                     <pic:cNvPicPr/>
                   </pic:nvPicPr>
                   <pic:blipFill>
-                    <a:blip r:embed="rId34"/>
+                    <a:blip r:embed="rId35"/>
                     <a:stretch>
                       <a:fillRect/>
                     </a:stretch>
@@ -2395,7 +2398,7 @@
           <w:lang w:val="en-US"/>
         </w:rPr>
       </w:pPr>
-      <w:hyperlink r:id="rId35" w:history="1">
+      <w:hyperlink r:id="rId36" w:history="1">
         <w:r>
           <w:rPr>
             <w:rStyle w:val="Hyperlink"/>
@@ -2449,6 +2452,7 @@
         <w:rPr>
           <w:b/>
           <w:bCs/>
+          <w:noProof/>
           <w:sz w:val="28"/>
           <w:szCs w:val="28"/>
           <w:u w:val="single"/>
@@ -2470,7 +2474,7 @@
                     <pic:cNvPicPr/>
                   </pic:nvPicPr>
                   <pic:blipFill>
-                    <a:blip r:embed="rId36"/>
+                    <a:blip r:embed="rId37"/>
                     <a:stretch>
                       <a:fillRect/>
                     </a:stretch>
@@ -2530,6 +2534,480 @@
     <w:p>
       <w:pPr>
         <w:rPr>
+          <w:b/>
+          <w:bCs/>
+          <w:sz w:val="28"/>
+          <w:szCs w:val="28"/>
+          <w:u w:val="single"/>
+          <w:lang w:val="en-US"/>
+        </w:rPr>
+      </w:pPr>
+    </w:p>
+    <w:p>
+      <w:pPr>
+        <w:rPr>
+          <w:b/>
+          <w:bCs/>
+          <w:sz w:val="28"/>
+          <w:szCs w:val="28"/>
+          <w:u w:val="single"/>
+          <w:lang w:val="en-US"/>
+        </w:rPr>
+      </w:pPr>
+      <w:r>
+        <w:rPr>
+          <w:b/>
+          <w:bCs/>
+          <w:sz w:val="28"/>
+          <w:szCs w:val="28"/>
+          <w:u w:val="single"/>
+          <w:lang w:val="en-US"/>
+        </w:rPr>
+        <w:t xml:space="preserve">KEY </w:t>
+      </w:r>
+      <w:proofErr w:type="gramStart"/>
+      <w:r>
+        <w:rPr>
+          <w:b/>
+          <w:bCs/>
+          <w:sz w:val="28"/>
+          <w:szCs w:val="28"/>
+          <w:u w:val="single"/>
+          <w:lang w:val="en-US"/>
+        </w:rPr>
+        <w:t>QUESTIONS :</w:t>
+      </w:r>
+      <w:proofErr w:type="gramEnd"/>
+    </w:p>
+    <w:p>
+      <w:pPr>
+        <w:rPr>
+          <w:b/>
+          <w:bCs/>
+          <w:sz w:val="28"/>
+          <w:szCs w:val="28"/>
+          <w:u w:val="single"/>
+          <w:lang w:val="en-US"/>
+        </w:rPr>
+      </w:pPr>
+    </w:p>
+    <w:p>
+      <w:pPr>
+        <w:rPr>
+          <w:b/>
+          <w:bCs/>
+          <w:sz w:val="28"/>
+          <w:szCs w:val="28"/>
+        </w:rPr>
+      </w:pPr>
+      <w:r>
+        <w:rPr>
+          <w:b/>
+          <w:bCs/>
+          <w:sz w:val="28"/>
+          <w:szCs w:val="28"/>
+        </w:rPr>
+        <w:t>1. How does the layout adapt for mobile, tablet, and desktop screens?</w:t>
+      </w:r>
+    </w:p>
+    <w:p>
+      <w:r>
+        <w:sym w:font="Wingdings" w:char="F0E0"/>
+      </w:r>
+      <w:r>
+        <w:t>The website uses responsive design. The layout changes according to the screen size.</w:t>
+      </w:r>
+    </w:p>
+    <w:p>
+      <w:pPr>
+        <w:numPr>
+          <w:ilvl w:val="0"/>
+          <w:numId w:val="1"/>
+        </w:numPr>
+      </w:pPr>
+      <w:r>
+        <w:t xml:space="preserve">Mobile: Elements stack vertically and the content takes the available screen width. </w:t>
+      </w:r>
+    </w:p>
+    <w:p>
+      <w:pPr>
+        <w:numPr>
+          <w:ilvl w:val="0"/>
+          <w:numId w:val="1"/>
+        </w:numPr>
+      </w:pPr>
+      <w:r>
+        <w:t xml:space="preserve">Tablet: Elements get more space and can be arranged in rows/columns. </w:t>
+      </w:r>
+    </w:p>
+    <w:p>
+      <w:pPr>
+        <w:numPr>
+          <w:ilvl w:val="0"/>
+          <w:numId w:val="1"/>
+        </w:numPr>
+      </w:pPr>
+      <w:r>
+        <w:t xml:space="preserve">Desktop: More content can be displayed side-by-side. </w:t>
+      </w:r>
+    </w:p>
+    <w:p>
+      <w:pPr>
+        <w:numPr>
+          <w:ilvl w:val="0"/>
+          <w:numId w:val="1"/>
+        </w:numPr>
+      </w:pPr>
+      <w:r>
+        <w:t xml:space="preserve">Bootstrap's responsive grid/classes help the website adjust automatically to different screen sizes. </w:t>
+      </w:r>
+    </w:p>
+    <w:p>
+      <w:pPr>
+        <w:numPr>
+          <w:ilvl w:val="0"/>
+          <w:numId w:val="1"/>
+        </w:numPr>
+      </w:pPr>
+      <w:r>
+        <w:t>CSS properties such as width, max-width, display, flex, and responsive Bootstrap classes help maintain the layout.</w:t>
+      </w:r>
+    </w:p>
+    <w:p>
+      <w:pPr>
+        <w:rPr>
+          <w:b/>
+          <w:bCs/>
+          <w:sz w:val="28"/>
+          <w:szCs w:val="28"/>
+          <w:u w:val="single"/>
+          <w:lang w:val="en-US"/>
+        </w:rPr>
+      </w:pPr>
+    </w:p>
+    <w:p>
+      <w:pPr>
+        <w:rPr>
+          <w:b/>
+          <w:bCs/>
+          <w:sz w:val="28"/>
+          <w:szCs w:val="28"/>
+        </w:rPr>
+      </w:pPr>
+      <w:r>
+        <w:rPr>
+          <w:b/>
+          <w:bCs/>
+          <w:sz w:val="28"/>
+          <w:szCs w:val="28"/>
+        </w:rPr>
+        <w:t>2. Which layout technique is used and why?</w:t>
+      </w:r>
+    </w:p>
+    <w:p>
+      <w:r>
+        <w:sym w:font="Wingdings" w:char="F0E0"/>
+      </w:r>
+      <w:r>
+        <w:t>The project mainly uses Flexbox and Bootstrap's Grid System.</w:t>
+      </w:r>
+    </w:p>
+    <w:p>
+      <w:pPr>
+        <w:numPr>
+          <w:ilvl w:val="0"/>
+          <w:numId w:val="2"/>
+        </w:numPr>
+      </w:pPr>
+      <w:r>
+        <w:t xml:space="preserve">Flexbox → useful for arranging items in a row or column and aligning them. </w:t>
+      </w:r>
+    </w:p>
+    <w:p>
+      <w:pPr>
+        <w:numPr>
+          <w:ilvl w:val="0"/>
+          <w:numId w:val="2"/>
+        </w:numPr>
+      </w:pPr>
+      <w:r>
+        <w:t xml:space="preserve">Bootstrap Grid → divides the page into responsive columns. </w:t>
+      </w:r>
+    </w:p>
+    <w:p>
+      <w:pPr>
+        <w:numPr>
+          <w:ilvl w:val="0"/>
+          <w:numId w:val="2"/>
+        </w:numPr>
+      </w:pPr>
+      <w:r>
+        <w:t>These techniques make the layout easier to manage and responsive.</w:t>
+      </w:r>
+    </w:p>
+    <w:p>
+      <w:pPr>
+        <w:numPr>
+          <w:ilvl w:val="0"/>
+          <w:numId w:val="2"/>
+        </w:numPr>
+      </w:pPr>
+      <w:r>
+        <w:t xml:space="preserve">I had use </w:t>
+      </w:r>
+      <w:proofErr w:type="spellStart"/>
+      <w:proofErr w:type="gramStart"/>
+      <w:r>
+        <w:rPr>
+          <w:b/>
+          <w:bCs/>
+        </w:rPr>
+        <w:t>display:flex</w:t>
+      </w:r>
+      <w:proofErr w:type="spellEnd"/>
+      <w:proofErr w:type="gramEnd"/>
+      <w:r>
+        <w:rPr>
+          <w:b/>
+          <w:bCs/>
+        </w:rPr>
+        <w:t>;</w:t>
+      </w:r>
+      <w:r>
+        <w:rPr>
+          <w:b/>
+          <w:bCs/>
+        </w:rPr>
+        <w:t xml:space="preserve"> </w:t>
+      </w:r>
+      <w:r>
+        <w:t>which is used for arrangement of elements of container flexibly.</w:t>
+      </w:r>
+    </w:p>
+    <w:p/>
+    <w:p>
+      <w:pPr>
+        <w:rPr>
+          <w:b/>
+          <w:bCs/>
+        </w:rPr>
+      </w:pPr>
+      <w:r>
+        <w:rPr>
+          <w:b/>
+          <w:bCs/>
+        </w:rPr>
+        <w:t xml:space="preserve">3. </w:t>
+      </w:r>
+      <w:proofErr w:type="gramStart"/>
+      <w:r>
+        <w:rPr>
+          <w:b/>
+          <w:bCs/>
+        </w:rPr>
+        <w:t>Are</w:t>
+      </w:r>
+      <w:proofErr w:type="gramEnd"/>
+      <w:r>
+        <w:rPr>
+          <w:b/>
+          <w:bCs/>
+        </w:rPr>
+        <w:t xml:space="preserve"> typography, spacing, </w:t>
+      </w:r>
+      <w:proofErr w:type="spellStart"/>
+      <w:r>
+        <w:rPr>
+          <w:b/>
+          <w:bCs/>
+        </w:rPr>
+        <w:t>colors</w:t>
+      </w:r>
+      <w:proofErr w:type="spellEnd"/>
+      <w:r>
+        <w:rPr>
+          <w:b/>
+          <w:bCs/>
+        </w:rPr>
+        <w:t>, and contrast readable?</w:t>
+      </w:r>
+    </w:p>
+    <w:p>
+      <w:r>
+        <w:rPr>
+          <w:b/>
+          <w:bCs/>
+        </w:rPr>
+        <w:sym w:font="Wingdings" w:char="F0E0"/>
+      </w:r>
+      <w:r>
+        <w:rPr>
+          <w:b/>
+          <w:bCs/>
+        </w:rPr>
+        <w:t xml:space="preserve"> </w:t>
+      </w:r>
+      <w:r>
+        <w:rPr>
+          <w:b/>
+          <w:bCs/>
+        </w:rPr>
+        <w:t>Yes.</w:t>
+      </w:r>
+      <w:r>
+        <w:t xml:space="preserve"> The design uses CSS and Bootstrap styling to maintain readability.</w:t>
+      </w:r>
+    </w:p>
+    <w:p>
+      <w:pPr>
+        <w:numPr>
+          <w:ilvl w:val="0"/>
+          <w:numId w:val="3"/>
+        </w:numPr>
+      </w:pPr>
+      <w:r>
+        <w:t xml:space="preserve">font-size → controls text size. </w:t>
+      </w:r>
+    </w:p>
+    <w:p>
+      <w:pPr>
+        <w:numPr>
+          <w:ilvl w:val="0"/>
+          <w:numId w:val="3"/>
+        </w:numPr>
+      </w:pPr>
+      <w:r>
+        <w:t xml:space="preserve">font-family → controls the font. </w:t>
+      </w:r>
+    </w:p>
+    <w:p>
+      <w:pPr>
+        <w:numPr>
+          <w:ilvl w:val="0"/>
+          <w:numId w:val="3"/>
+        </w:numPr>
+      </w:pPr>
+      <w:r>
+        <w:t xml:space="preserve">font-weight → controls text thickness. </w:t>
+      </w:r>
+    </w:p>
+    <w:p>
+      <w:pPr>
+        <w:numPr>
+          <w:ilvl w:val="0"/>
+          <w:numId w:val="3"/>
+        </w:numPr>
+      </w:pPr>
+      <w:r>
+        <w:t xml:space="preserve">padding → provides internal spacing. </w:t>
+      </w:r>
+    </w:p>
+    <w:p>
+      <w:pPr>
+        <w:numPr>
+          <w:ilvl w:val="0"/>
+          <w:numId w:val="3"/>
+        </w:numPr>
+      </w:pPr>
+      <w:r>
+        <w:lastRenderedPageBreak/>
+        <w:t xml:space="preserve">margin → provides external spacing. </w:t>
+      </w:r>
+    </w:p>
+    <w:p>
+      <w:pPr>
+        <w:numPr>
+          <w:ilvl w:val="0"/>
+          <w:numId w:val="3"/>
+        </w:numPr>
+      </w:pPr>
+      <w:proofErr w:type="spellStart"/>
+      <w:r>
+        <w:t>color</w:t>
+      </w:r>
+      <w:proofErr w:type="spellEnd"/>
+      <w:r>
+        <w:t xml:space="preserve"> → controls text </w:t>
+      </w:r>
+      <w:proofErr w:type="spellStart"/>
+      <w:r>
+        <w:t>color</w:t>
+      </w:r>
+      <w:proofErr w:type="spellEnd"/>
+      <w:r>
+        <w:t xml:space="preserve">. </w:t>
+      </w:r>
+    </w:p>
+    <w:p>
+      <w:pPr>
+        <w:numPr>
+          <w:ilvl w:val="0"/>
+          <w:numId w:val="3"/>
+        </w:numPr>
+      </w:pPr>
+      <w:r>
+        <w:t>background-</w:t>
+      </w:r>
+      <w:proofErr w:type="spellStart"/>
+      <w:r>
+        <w:t>color</w:t>
+      </w:r>
+      <w:proofErr w:type="spellEnd"/>
+      <w:r>
+        <w:t xml:space="preserve"> → controls background. </w:t>
+      </w:r>
+    </w:p>
+    <w:p>
+      <w:pPr>
+        <w:numPr>
+          <w:ilvl w:val="0"/>
+          <w:numId w:val="3"/>
+        </w:numPr>
+      </w:pPr>
+      <w:r>
+        <w:t xml:space="preserve">Good contrast between text and background makes the content easier to read. </w:t>
+      </w:r>
+    </w:p>
+    <w:p>
+      <w:pPr>
+        <w:numPr>
+          <w:ilvl w:val="0"/>
+          <w:numId w:val="3"/>
+        </w:numPr>
+      </w:pPr>
+      <w:r>
+        <w:t>border-radius and box-shadow are used to make cards and sections visually clear.</w:t>
+      </w:r>
+    </w:p>
+    <w:p/>
+    <w:p/>
+    <w:p>
+      <w:pPr>
+        <w:rPr>
+          <w:b/>
+          <w:bCs/>
+          <w:sz w:val="28"/>
+          <w:szCs w:val="28"/>
+          <w:u w:val="single"/>
+          <w:lang w:val="en-US"/>
+        </w:rPr>
+      </w:pPr>
+    </w:p>
+    <w:p>
+      <w:pPr>
+        <w:rPr>
+          <w:b/>
+          <w:bCs/>
+          <w:sz w:val="28"/>
+          <w:szCs w:val="28"/>
+          <w:u w:val="single"/>
+          <w:lang w:val="en-US"/>
+        </w:rPr>
+      </w:pPr>
+    </w:p>
+    <w:p>
+      <w:pPr>
+        <w:rPr>
           <w:sz w:val="28"/>
           <w:szCs w:val="28"/>
           <w:u w:val="single"/>
@@ -2583,8 +3061,8 @@
       </w:pPr>
     </w:p>
     <w:sectPr>
-      <w:headerReference w:type="default" r:id="rId37"/>
-      <w:footerReference w:type="default" r:id="rId38"/>
+      <w:headerReference w:type="default" r:id="rId38"/>
+      <w:footerReference w:type="default" r:id="rId39"/>
       <w:pgSz w:w="11906" w:h="16838"/>
       <w:pgMar w:top="1440" w:right="1440" w:bottom="1440" w:left="1440" w:header="708" w:footer="708" w:gutter="0"/>
       <w:cols w:space="708"/>
@@ -2851,6 +3329,467 @@
     </w:pPr>
   </w:p>
 </w:hdr>
+</file>
+
+<file path=word/numbering.xml><?xml version="1.0" encoding="utf-8"?>
+<w:numbering xmlns:wpc="http://schemas.microsoft.com/office/word/2010/wordprocessingCanvas" xmlns:cx="http://schemas.microsoft.com/office/drawing/2014/chartex" xmlns:cx1="http://schemas.microsoft.com/office/drawing/2015/9/8/chartex" xmlns:cx2="http://schemas.microsoft.com/office/drawing/2015/10/21/chartex" xmlns:cx3="http://schemas.microsoft.com/office/drawing/2016/5/9/chartex" xmlns:cx4="http://schemas.microsoft.com/office/drawing/2016/5/10/chartex" xmlns:cx5="http://schemas.microsoft.com/office/drawing/2016/5/11/chartex" xmlns:cx6="http://schemas.microsoft.com/office/drawing/2016/5/12/chartex" xmlns:cx7="http://schemas.microsoft.com/office/drawing/2016/5/13/chartex" xmlns:cx8="http://schemas.microsoft.com/office/drawing/2016/5/14/chartex" xmlns:mc="http://schemas.openxmlformats.org/markup-compatibility/2006" xmlns:aink="http://schemas.microsoft.com/office/drawing/2016/ink" xmlns:am3d="http://schemas.microsoft.com/office/drawing/2017/model3d" xmlns:o="urn:schemas-microsoft-com:office:office" xmlns:oel="http://schemas.microsoft.com/office/2019/extlst" xmlns:r="http://schemas.openxmlformats.org/officeDocument/2006/relationships" xmlns:m="http://schemas.openxmlformats.org/officeDocument/2006/math" xmlns:v="urn:schemas-microsoft-com:vml" xmlns:wp14="http://schemas.microsoft.com/office/word/2010/wordprocessingDrawing" xmlns:wp="http://schemas.openxmlformats.org/drawingml/2006/wordprocessingDrawing" xmlns:w10="urn:schemas-microsoft-com:office:word" xmlns:w="http://schemas.openxmlformats.org/wordprocessingml/2006/main" xmlns:w14="http://schemas.microsoft.com/office/word/2010/wordml" xmlns:w15="http://schemas.microsoft.com/office/word/2012/wordml" xmlns:w16cei="http://schemas.microsoft.com/office/word/2026/wordml/cei" xmlns:w16cex="http://schemas.microsoft.com/office/word/2018/wordml/cex" xmlns:w16cid="http://schemas.microsoft.com/office/word/2016/wordml/cid" xmlns:w16="http://schemas.microsoft.com/office/word/2018/wordml" xmlns:w16du="http://schemas.microsoft.com/office/word/2023/wordml/word16du" xmlns:w16sdtdh="http://schemas.microsoft.com/office/word/2020/wordml/sdtdatahash" xmlns:w16sdtfl="http://schemas.microsoft.com/office/word/2024/wordml/sdtformatlock" xmlns:w16se="http://schemas.microsoft.com/office/word/2015/wordml/symex" xmlns:wpg="http://schemas.microsoft.com/office/word/2010/wordprocessingGroup" xmlns:wpi="http://schemas.microsoft.com/office/word/2010/wordprocessingInk" xmlns:wne="http://schemas.microsoft.com/office/word/2006/wordml" xmlns:wps="http://schemas.microsoft.com/office/word/2010/wordprocessingShape" mc:Ignorable="w14 w15 w16se w16cid w16 w16cex w16sdtdh w16sdtfl w16du wp14">
+  <w:abstractNum w:abstractNumId="0" w15:restartNumberingAfterBreak="0">
+    <w:nsid w:val="13FE2392"/>
+    <w:multiLevelType w:val="multilevel"/>
+    <w:tmpl w:val="89DC3948"/>
+    <w:lvl w:ilvl="0">
+      <w:start w:val="1"/>
+      <w:numFmt w:val="bullet"/>
+      <w:lvlText w:val=""/>
+      <w:lvlJc w:val="left"/>
+      <w:pPr>
+        <w:tabs>
+          <w:tab w:val="num" w:pos="720"/>
+        </w:tabs>
+        <w:ind w:left="720" w:hanging="360"/>
+      </w:pPr>
+      <w:rPr>
+        <w:rFonts w:ascii="Symbol" w:hAnsi="Symbol" w:hint="default"/>
+        <w:sz w:val="20"/>
+      </w:rPr>
+    </w:lvl>
+    <w:lvl w:ilvl="1" w:tentative="1">
+      <w:start w:val="1"/>
+      <w:numFmt w:val="bullet"/>
+      <w:lvlText w:val="o"/>
+      <w:lvlJc w:val="left"/>
+      <w:pPr>
+        <w:tabs>
+          <w:tab w:val="num" w:pos="1440"/>
+        </w:tabs>
+        <w:ind w:left="1440" w:hanging="360"/>
+      </w:pPr>
+      <w:rPr>
+        <w:rFonts w:ascii="Courier New" w:hAnsi="Courier New" w:hint="default"/>
+        <w:sz w:val="20"/>
+      </w:rPr>
+    </w:lvl>
+    <w:lvl w:ilvl="2" w:tentative="1">
+      <w:start w:val="1"/>
+      <w:numFmt w:val="bullet"/>
+      <w:lvlText w:val=""/>
+      <w:lvlJc w:val="left"/>
+      <w:pPr>
+        <w:tabs>
+          <w:tab w:val="num" w:pos="2160"/>
+        </w:tabs>
+        <w:ind w:left="2160" w:hanging="360"/>
+      </w:pPr>
+      <w:rPr>
+        <w:rFonts w:ascii="Wingdings" w:hAnsi="Wingdings" w:hint="default"/>
+        <w:sz w:val="20"/>
+      </w:rPr>
+    </w:lvl>
+    <w:lvl w:ilvl="3" w:tentative="1">
+      <w:start w:val="1"/>
+      <w:numFmt w:val="bullet"/>
+      <w:lvlText w:val=""/>
+      <w:lvlJc w:val="left"/>
+      <w:pPr>
+        <w:tabs>
+          <w:tab w:val="num" w:pos="2880"/>
+        </w:tabs>
+        <w:ind w:left="2880" w:hanging="360"/>
+      </w:pPr>
+      <w:rPr>
+        <w:rFonts w:ascii="Wingdings" w:hAnsi="Wingdings" w:hint="default"/>
+        <w:sz w:val="20"/>
+      </w:rPr>
+    </w:lvl>
+    <w:lvl w:ilvl="4" w:tentative="1">
+      <w:start w:val="1"/>
+      <w:numFmt w:val="bullet"/>
+      <w:lvlText w:val=""/>
+      <w:lvlJc w:val="left"/>
+      <w:pPr>
+        <w:tabs>
+          <w:tab w:val="num" w:pos="3600"/>
+        </w:tabs>
+        <w:ind w:left="3600" w:hanging="360"/>
+      </w:pPr>
+      <w:rPr>
+        <w:rFonts w:ascii="Wingdings" w:hAnsi="Wingdings" w:hint="default"/>
+        <w:sz w:val="20"/>
+      </w:rPr>
+    </w:lvl>
+    <w:lvl w:ilvl="5" w:tentative="1">
+      <w:start w:val="1"/>
+      <w:numFmt w:val="bullet"/>
+      <w:lvlText w:val=""/>
+      <w:lvlJc w:val="left"/>
+      <w:pPr>
+        <w:tabs>
+          <w:tab w:val="num" w:pos="4320"/>
+        </w:tabs>
+        <w:ind w:left="4320" w:hanging="360"/>
+      </w:pPr>
+      <w:rPr>
+        <w:rFonts w:ascii="Wingdings" w:hAnsi="Wingdings" w:hint="default"/>
+        <w:sz w:val="20"/>
+      </w:rPr>
+    </w:lvl>
+    <w:lvl w:ilvl="6" w:tentative="1">
+      <w:start w:val="1"/>
+      <w:numFmt w:val="bullet"/>
+      <w:lvlText w:val=""/>
+      <w:lvlJc w:val="left"/>
+      <w:pPr>
+        <w:tabs>
+          <w:tab w:val="num" w:pos="5040"/>
+        </w:tabs>
+        <w:ind w:left="5040" w:hanging="360"/>
+      </w:pPr>
+      <w:rPr>
+        <w:rFonts w:ascii="Wingdings" w:hAnsi="Wingdings" w:hint="default"/>
+        <w:sz w:val="20"/>
+      </w:rPr>
+    </w:lvl>
+    <w:lvl w:ilvl="7" w:tentative="1">
+      <w:start w:val="1"/>
+      <w:numFmt w:val="bullet"/>
+      <w:lvlText w:val=""/>
+      <w:lvlJc w:val="left"/>
+      <w:pPr>
+        <w:tabs>
+          <w:tab w:val="num" w:pos="5760"/>
+        </w:tabs>
+        <w:ind w:left="5760" w:hanging="360"/>
+      </w:pPr>
+      <w:rPr>
+        <w:rFonts w:ascii="Wingdings" w:hAnsi="Wingdings" w:hint="default"/>
+        <w:sz w:val="20"/>
+      </w:rPr>
+    </w:lvl>
+    <w:lvl w:ilvl="8" w:tentative="1">
+      <w:start w:val="1"/>
+      <w:numFmt w:val="bullet"/>
+      <w:lvlText w:val=""/>
+      <w:lvlJc w:val="left"/>
+      <w:pPr>
+        <w:tabs>
+          <w:tab w:val="num" w:pos="6480"/>
+        </w:tabs>
+        <w:ind w:left="6480" w:hanging="360"/>
+      </w:pPr>
+      <w:rPr>
+        <w:rFonts w:ascii="Wingdings" w:hAnsi="Wingdings" w:hint="default"/>
+        <w:sz w:val="20"/>
+      </w:rPr>
+    </w:lvl>
+  </w:abstractNum>
+  <w:abstractNum w:abstractNumId="1" w15:restartNumberingAfterBreak="0">
+    <w:nsid w:val="2F3C4D78"/>
+    <w:multiLevelType w:val="multilevel"/>
+    <w:tmpl w:val="60202F68"/>
+    <w:lvl w:ilvl="0">
+      <w:start w:val="1"/>
+      <w:numFmt w:val="bullet"/>
+      <w:lvlText w:val=""/>
+      <w:lvlJc w:val="left"/>
+      <w:pPr>
+        <w:tabs>
+          <w:tab w:val="num" w:pos="720"/>
+        </w:tabs>
+        <w:ind w:left="720" w:hanging="360"/>
+      </w:pPr>
+      <w:rPr>
+        <w:rFonts w:ascii="Symbol" w:hAnsi="Symbol" w:hint="default"/>
+        <w:sz w:val="20"/>
+      </w:rPr>
+    </w:lvl>
+    <w:lvl w:ilvl="1" w:tentative="1">
+      <w:start w:val="1"/>
+      <w:numFmt w:val="bullet"/>
+      <w:lvlText w:val="o"/>
+      <w:lvlJc w:val="left"/>
+      <w:pPr>
+        <w:tabs>
+          <w:tab w:val="num" w:pos="1440"/>
+        </w:tabs>
+        <w:ind w:left="1440" w:hanging="360"/>
+      </w:pPr>
+      <w:rPr>
+        <w:rFonts w:ascii="Courier New" w:hAnsi="Courier New" w:hint="default"/>
+        <w:sz w:val="20"/>
+      </w:rPr>
+    </w:lvl>
+    <w:lvl w:ilvl="2" w:tentative="1">
+      <w:start w:val="1"/>
+      <w:numFmt w:val="bullet"/>
+      <w:lvlText w:val=""/>
+      <w:lvlJc w:val="left"/>
+      <w:pPr>
+        <w:tabs>
+          <w:tab w:val="num" w:pos="2160"/>
+        </w:tabs>
+        <w:ind w:left="2160" w:hanging="360"/>
+      </w:pPr>
+      <w:rPr>
+        <w:rFonts w:ascii="Wingdings" w:hAnsi="Wingdings" w:hint="default"/>
+        <w:sz w:val="20"/>
+      </w:rPr>
+    </w:lvl>
+    <w:lvl w:ilvl="3" w:tentative="1">
+      <w:start w:val="1"/>
+      <w:numFmt w:val="bullet"/>
+      <w:lvlText w:val=""/>
+      <w:lvlJc w:val="left"/>
+      <w:pPr>
+        <w:tabs>
+          <w:tab w:val="num" w:pos="2880"/>
+        </w:tabs>
+        <w:ind w:left="2880" w:hanging="360"/>
+      </w:pPr>
+      <w:rPr>
+        <w:rFonts w:ascii="Wingdings" w:hAnsi="Wingdings" w:hint="default"/>
+        <w:sz w:val="20"/>
+      </w:rPr>
+    </w:lvl>
+    <w:lvl w:ilvl="4" w:tentative="1">
+      <w:start w:val="1"/>
+      <w:numFmt w:val="bullet"/>
+      <w:lvlText w:val=""/>
+      <w:lvlJc w:val="left"/>
+      <w:pPr>
+        <w:tabs>
+          <w:tab w:val="num" w:pos="3600"/>
+        </w:tabs>
+        <w:ind w:left="3600" w:hanging="360"/>
+      </w:pPr>
+      <w:rPr>
+        <w:rFonts w:ascii="Wingdings" w:hAnsi="Wingdings" w:hint="default"/>
+        <w:sz w:val="20"/>
+      </w:rPr>
+    </w:lvl>
+    <w:lvl w:ilvl="5" w:tentative="1">
+      <w:start w:val="1"/>
+      <w:numFmt w:val="bullet"/>
+      <w:lvlText w:val=""/>
+      <w:lvlJc w:val="left"/>
+      <w:pPr>
+        <w:tabs>
+          <w:tab w:val="num" w:pos="4320"/>
+        </w:tabs>
+        <w:ind w:left="4320" w:hanging="360"/>
+      </w:pPr>
+      <w:rPr>
+        <w:rFonts w:ascii="Wingdings" w:hAnsi="Wingdings" w:hint="default"/>
+        <w:sz w:val="20"/>
+      </w:rPr>
+    </w:lvl>
+    <w:lvl w:ilvl="6" w:tentative="1">
+      <w:start w:val="1"/>
+      <w:numFmt w:val="bullet"/>
+      <w:lvlText w:val=""/>
+      <w:lvlJc w:val="left"/>
+      <w:pPr>
+        <w:tabs>
+          <w:tab w:val="num" w:pos="5040"/>
+        </w:tabs>
+        <w:ind w:left="5040" w:hanging="360"/>
+      </w:pPr>
+      <w:rPr>
+        <w:rFonts w:ascii="Wingdings" w:hAnsi="Wingdings" w:hint="default"/>
+        <w:sz w:val="20"/>
+      </w:rPr>
+    </w:lvl>
+    <w:lvl w:ilvl="7" w:tentative="1">
+      <w:start w:val="1"/>
+      <w:numFmt w:val="bullet"/>
+      <w:lvlText w:val=""/>
+      <w:lvlJc w:val="left"/>
+      <w:pPr>
+        <w:tabs>
+          <w:tab w:val="num" w:pos="5760"/>
+        </w:tabs>
+        <w:ind w:left="5760" w:hanging="360"/>
+      </w:pPr>
+      <w:rPr>
+        <w:rFonts w:ascii="Wingdings" w:hAnsi="Wingdings" w:hint="default"/>
+        <w:sz w:val="20"/>
+      </w:rPr>
+    </w:lvl>
+    <w:lvl w:ilvl="8" w:tentative="1">
+      <w:start w:val="1"/>
+      <w:numFmt w:val="bullet"/>
+      <w:lvlText w:val=""/>
+      <w:lvlJc w:val="left"/>
+      <w:pPr>
+        <w:tabs>
+          <w:tab w:val="num" w:pos="6480"/>
+        </w:tabs>
+        <w:ind w:left="6480" w:hanging="360"/>
+      </w:pPr>
+      <w:rPr>
+        <w:rFonts w:ascii="Wingdings" w:hAnsi="Wingdings" w:hint="default"/>
+        <w:sz w:val="20"/>
+      </w:rPr>
+    </w:lvl>
+  </w:abstractNum>
+  <w:abstractNum w:abstractNumId="2" w15:restartNumberingAfterBreak="0">
+    <w:nsid w:val="74FD4C97"/>
+    <w:multiLevelType w:val="multilevel"/>
+    <w:tmpl w:val="0278216E"/>
+    <w:lvl w:ilvl="0">
+      <w:start w:val="1"/>
+      <w:numFmt w:val="bullet"/>
+      <w:lvlText w:val=""/>
+      <w:lvlJc w:val="left"/>
+      <w:pPr>
+        <w:tabs>
+          <w:tab w:val="num" w:pos="720"/>
+        </w:tabs>
+        <w:ind w:left="720" w:hanging="360"/>
+      </w:pPr>
+      <w:rPr>
+        <w:rFonts w:ascii="Symbol" w:hAnsi="Symbol" w:hint="default"/>
+        <w:sz w:val="20"/>
+      </w:rPr>
+    </w:lvl>
+    <w:lvl w:ilvl="1" w:tentative="1">
+      <w:start w:val="1"/>
+      <w:numFmt w:val="bullet"/>
+      <w:lvlText w:val="o"/>
+      <w:lvlJc w:val="left"/>
+      <w:pPr>
+        <w:tabs>
+          <w:tab w:val="num" w:pos="1440"/>
+        </w:tabs>
+        <w:ind w:left="1440" w:hanging="360"/>
+      </w:pPr>
+      <w:rPr>
+        <w:rFonts w:ascii="Courier New" w:hAnsi="Courier New" w:hint="default"/>
+        <w:sz w:val="20"/>
+      </w:rPr>
+    </w:lvl>
+    <w:lvl w:ilvl="2" w:tentative="1">
+      <w:start w:val="1"/>
+      <w:numFmt w:val="bullet"/>
+      <w:lvlText w:val=""/>
+      <w:lvlJc w:val="left"/>
+      <w:pPr>
+        <w:tabs>
+          <w:tab w:val="num" w:pos="2160"/>
+        </w:tabs>
+        <w:ind w:left="2160" w:hanging="360"/>
+      </w:pPr>
+      <w:rPr>
+        <w:rFonts w:ascii="Wingdings" w:hAnsi="Wingdings" w:hint="default"/>
+        <w:sz w:val="20"/>
+      </w:rPr>
+    </w:lvl>
+    <w:lvl w:ilvl="3" w:tentative="1">
+      <w:start w:val="1"/>
+      <w:numFmt w:val="bullet"/>
+      <w:lvlText w:val=""/>
+      <w:lvlJc w:val="left"/>
+      <w:pPr>
+        <w:tabs>
+          <w:tab w:val="num" w:pos="2880"/>
+        </w:tabs>
+        <w:ind w:left="2880" w:hanging="360"/>
+      </w:pPr>
+      <w:rPr>
+        <w:rFonts w:ascii="Wingdings" w:hAnsi="Wingdings" w:hint="default"/>
+        <w:sz w:val="20"/>
+      </w:rPr>
+    </w:lvl>
+    <w:lvl w:ilvl="4" w:tentative="1">
+      <w:start w:val="1"/>
+      <w:numFmt w:val="bullet"/>
+      <w:lvlText w:val=""/>
+      <w:lvlJc w:val="left"/>
+      <w:pPr>
+        <w:tabs>
+          <w:tab w:val="num" w:pos="3600"/>
+        </w:tabs>
+        <w:ind w:left="3600" w:hanging="360"/>
+      </w:pPr>
+      <w:rPr>
+        <w:rFonts w:ascii="Wingdings" w:hAnsi="Wingdings" w:hint="default"/>
+        <w:sz w:val="20"/>
+      </w:rPr>
+    </w:lvl>
+    <w:lvl w:ilvl="5" w:tentative="1">
+      <w:start w:val="1"/>
+      <w:numFmt w:val="bullet"/>
+      <w:lvlText w:val=""/>
+      <w:lvlJc w:val="left"/>
+      <w:pPr>
+        <w:tabs>
+          <w:tab w:val="num" w:pos="4320"/>
+        </w:tabs>
+        <w:ind w:left="4320" w:hanging="360"/>
+      </w:pPr>
+      <w:rPr>
+        <w:rFonts w:ascii="Wingdings" w:hAnsi="Wingdings" w:hint="default"/>
+        <w:sz w:val="20"/>
+      </w:rPr>
+    </w:lvl>
+    <w:lvl w:ilvl="6" w:tentative="1">
+      <w:start w:val="1"/>
+      <w:numFmt w:val="bullet"/>
+      <w:lvlText w:val=""/>
+      <w:lvlJc w:val="left"/>
+      <w:pPr>
+        <w:tabs>
+          <w:tab w:val="num" w:pos="5040"/>
+        </w:tabs>
+        <w:ind w:left="5040" w:hanging="360"/>
+      </w:pPr>
+      <w:rPr>
+        <w:rFonts w:ascii="Wingdings" w:hAnsi="Wingdings" w:hint="default"/>
+        <w:sz w:val="20"/>
+      </w:rPr>
+    </w:lvl>
+    <w:lvl w:ilvl="7" w:tentative="1">
+      <w:start w:val="1"/>
+      <w:numFmt w:val="bullet"/>
+      <w:lvlText w:val=""/>
+      <w:lvlJc w:val="left"/>
+      <w:pPr>
+        <w:tabs>
+          <w:tab w:val="num" w:pos="5760"/>
+        </w:tabs>
+        <w:ind w:left="5760" w:hanging="360"/>
+      </w:pPr>
+      <w:rPr>
+        <w:rFonts w:ascii="Wingdings" w:hAnsi="Wingdings" w:hint="default"/>
+        <w:sz w:val="20"/>
+      </w:rPr>
+    </w:lvl>
+    <w:lvl w:ilvl="8" w:tentative="1">
+      <w:start w:val="1"/>
+      <w:numFmt w:val="bullet"/>
+      <w:lvlText w:val=""/>
+      <w:lvlJc w:val="left"/>
+      <w:pPr>
+        <w:tabs>
+          <w:tab w:val="num" w:pos="6480"/>
+        </w:tabs>
+        <w:ind w:left="6480" w:hanging="360"/>
+      </w:pPr>
+      <w:rPr>
+        <w:rFonts w:ascii="Wingdings" w:hAnsi="Wingdings" w:hint="default"/>
+        <w:sz w:val="20"/>
+      </w:rPr>
+    </w:lvl>
+  </w:abstractNum>
+  <w:num w:numId="1" w16cid:durableId="2107187984">
+    <w:abstractNumId w:val="0"/>
+  </w:num>
+  <w:num w:numId="2" w16cid:durableId="1869828300">
+    <w:abstractNumId w:val="2"/>
+  </w:num>
+  <w:num w:numId="3" w16cid:durableId="336928087">
+    <w:abstractNumId w:val="1"/>
+  </w:num>
+</w:numbering>
 </file>
 
 <file path=word/styles.xml><?xml version="1.0" encoding="utf-8"?>
@@ -3927,19 +4866,39 @@
 
 <file path=word/glossary/fontTable.xml><?xml version="1.0" encoding="utf-8"?>
 <w:fonts xmlns:mc="http://schemas.openxmlformats.org/markup-compatibility/2006" xmlns:r="http://schemas.openxmlformats.org/officeDocument/2006/relationships" xmlns:w="http://schemas.openxmlformats.org/wordprocessingml/2006/main" xmlns:w14="http://schemas.microsoft.com/office/word/2010/wordml" xmlns:w15="http://schemas.microsoft.com/office/word/2012/wordml" xmlns:w16cex="http://schemas.microsoft.com/office/word/2018/wordml/cex" xmlns:w16cid="http://schemas.microsoft.com/office/word/2016/wordml/cid" xmlns:w16="http://schemas.microsoft.com/office/word/2018/wordml" xmlns:w16du="http://schemas.microsoft.com/office/word/2023/wordml/word16du" xmlns:w16sdtdh="http://schemas.microsoft.com/office/word/2020/wordml/sdtdatahash" xmlns:w16sdtfl="http://schemas.microsoft.com/office/word/2024/wordml/sdtformatlock" xmlns:w16se="http://schemas.microsoft.com/office/word/2015/wordml/symex" mc:Ignorable="w14 w15 w16se w16cid w16 w16cex w16sdtdh w16sdtfl w16du">
+  <w:font w:name="Symbol">
+    <w:panose1 w:val="05050102010706020507"/>
+    <w:charset w:val="02"/>
+    <w:family w:val="roman"/>
+    <w:pitch w:val="variable"/>
+    <w:sig w:usb0="00000000" w:usb1="10000000" w:usb2="00000000" w:usb3="00000000" w:csb0="80000000" w:csb1="00000000"/>
+  </w:font>
+  <w:font w:name="Times New Roman">
+    <w:panose1 w:val="02020603050405020304"/>
+    <w:charset w:val="00"/>
+    <w:family w:val="roman"/>
+    <w:pitch w:val="variable"/>
+    <w:sig w:usb0="E0002EFF" w:usb1="C000785B" w:usb2="00000009" w:usb3="00000000" w:csb0="000001FF" w:csb1="00000000"/>
+  </w:font>
+  <w:font w:name="Courier New">
+    <w:panose1 w:val="02070309020205020404"/>
+    <w:charset w:val="00"/>
+    <w:family w:val="modern"/>
+    <w:pitch w:val="fixed"/>
+    <w:sig w:usb0="E0002EFF" w:usb1="C0007843" w:usb2="00000009" w:usb3="00000000" w:csb0="000001FF" w:csb1="00000000"/>
+  </w:font>
+  <w:font w:name="Wingdings">
+    <w:panose1 w:val="05000000000000000000"/>
+    <w:charset w:val="02"/>
+    <w:family w:val="auto"/>
+    <w:pitch w:val="variable"/>
+    <w:sig w:usb0="00000000" w:usb1="10000000" w:usb2="00000000" w:usb3="00000000" w:csb0="80000000" w:csb1="00000000"/>
+  </w:font>
   <w:font w:name="Aptos">
     <w:charset w:val="00"/>
     <w:family w:val="swiss"/>
     <w:pitch w:val="variable"/>
     <w:sig w:usb0="20000287" w:usb1="00000003" w:usb2="00000000" w:usb3="00000000" w:csb0="0000019F" w:csb1="00000000"/>
-  </w:font>
-  <w:font w:name="Times New Roman">
-    <w:altName w:val="Times New Roman"/>
-    <w:panose1 w:val="02020603050405020304"/>
-    <w:charset w:val="00"/>
-    <w:family w:val="roman"/>
-    <w:pitch w:val="variable"/>
-    <w:sig w:usb0="E0002EFF" w:usb1="C000785B" w:usb2="00000009" w:usb3="00000000" w:csb0="000001FF" w:csb1="00000000"/>
   </w:font>
   <w:font w:name="Aptos Display">
     <w:charset w:val="00"/>
@@ -3973,7 +4932,10 @@
   </w:compat>
   <w:rsids>
     <w:rsidRoot w:val="00D25B81"/>
+    <w:rsid w:val="000B2758"/>
     <w:rsid w:val="001A74BF"/>
+    <w:rsid w:val="002A0457"/>
+    <w:rsid w:val="006D5CF7"/>
     <w:rsid w:val="00BF1084"/>
     <w:rsid w:val="00D25B81"/>
   </w:rsids>
